--- a/22.टूटे पहाड़ की राजनीतिक जांच.docx
+++ b/22.टूटे पहाड़ की राजनीतिक जांच.docx
@@ -391,6 +391,34 @@
         <w:t>ने</w:t>
       </w:r>
     </w:p>
+    <w:p>
+      <w:pPr>
+        <w:spacing w:after="0"/>
+        <w:jc w:val="both"/>
+      </w:pPr>
+      <w:r>
+        <w:rPr>
+          <w:rFonts w:ascii="Mangal" w:hAnsi="Mangal" w:cs="Mangal" w:eastAsia="Mangal"/>
+          <w:b/>
+          <w:sz w:val="24"/>
+        </w:rPr>
+        <w:t>शीर्षक पाठ की व्यंग्यात्मकता को संक्षेप में स्पष्ट कीजिए</w:t>
+      </w:r>
+    </w:p>
+    <w:p>
+      <w:pPr>
+        <w:spacing w:after="0"/>
+        <w:jc w:val="both"/>
+      </w:pPr>
+      <w:r>
+        <w:rPr>
+          <w:rFonts w:ascii="Mangal" w:hAnsi="Mangal" w:cs="Mangal" w:eastAsia="Mangal"/>
+          <w:b w:val="0"/>
+          <w:sz w:val="24"/>
+        </w:rPr>
+        <w:t>पहाड़ टूटने की प्राकृतिक घटना को सरकार और विपक्ष अपने-अपने राजनीतिक लाभ के लिए जांच, आरोप और प्रत्यारोप का विषय बना लेते हैं। सरकार पहले से तैयार जांच समितियों के जरिए निष्पक्षता का प्रदर्शन करती है, जबकि विपक्ष भी सच से अधिक राजनीतिक अवसर खोजता है। लेखक आपदा के मानवीय और वास्तविक कारणों की जगह दोषारोपण को प्राथमिकता देने वाली राजनीति तथा जांच-समितियों की औपचारिकता पर व्यंग्य करते हैं।</w:t>
+      </w:r>
+    </w:p>
     <w:sectPr>
       <w:pgSz w:w="11906" w:h="16838"/>
       <w:pgMar w:top="1440" w:right="1440" w:bottom="1440" w:left="1440" w:header="720" w:footer="720" w:gutter="0"/>
